--- a/loudoun-datacenter-registry/LOVABLE-BUILD-PROMPT.docx
+++ b/loudoun-datacenter-registry/LOVABLE-BUILD-PROMPT.docx
@@ -27500,6 +27500,273 @@
       </w:r>
       <w:r>
         <w:t xml:space="preserve">a real pause control, is barely more work.</w:t>
+      </w:r>
+    </w:p>
+    <w:p>
+      <w:pPr>
+        <w:numPr>
+          <w:ilvl w:val="0"/>
+          <w:numId w:val="1043"/>
+        </w:numPr>
+        <w:pStyle w:val="Compact"/>
+      </w:pPr>
+      <w:r>
+        <w:rPr>
+          <w:rStyle w:val="VerbatimChar"/>
+          <w:bCs/>
+          <w:b/>
+        </w:rPr>
+        <w:t xml:space="preserve">hidden</w:t>
+      </w:r>
+      <w:r>
+        <w:rPr>
+          <w:bCs/>
+          <w:b/>
+        </w:rPr>
+        <w:t xml:space="preserve"> </w:t>
+      </w:r>
+      <w:r>
+        <w:rPr>
+          <w:bCs/>
+          <w:b/>
+        </w:rPr>
+        <w:t xml:space="preserve">loses to any class that sets</w:t>
+      </w:r>
+      <w:r>
+        <w:rPr>
+          <w:bCs/>
+          <w:b/>
+        </w:rPr>
+        <w:t xml:space="preserve"> </w:t>
+      </w:r>
+      <w:r>
+        <w:rPr>
+          <w:rStyle w:val="VerbatimChar"/>
+          <w:bCs/>
+          <w:b/>
+        </w:rPr>
+        <w:t xml:space="preserve">display</w:t>
+      </w:r>
+      <w:r>
+        <w:rPr>
+          <w:bCs/>
+          <w:b/>
+        </w:rPr>
+        <w:t xml:space="preserve">.</w:t>
+      </w:r>
+      <w:r>
+        <w:t xml:space="preserve"> </w:t>
+      </w:r>
+      <w:r>
+        <w:t xml:space="preserve">The browser's own rule is</w:t>
+      </w:r>
+      <w:r>
+        <w:t xml:space="preserve"> </w:t>
+      </w:r>
+      <w:r>
+        <w:rPr>
+          <w:rStyle w:val="VerbatimChar"/>
+        </w:rPr>
+        <w:t xml:space="preserve">[hidden] { display: none }</w:t>
+      </w:r>
+      <w:r>
+        <w:t xml:space="preserve"> </w:t>
+      </w:r>
+      <w:r>
+        <w:t xml:space="preserve">at specificity (0,1,0), so</w:t>
+      </w:r>
+      <w:r>
+        <w:t xml:space="preserve"> </w:t>
+      </w:r>
+      <w:r>
+        <w:rPr>
+          <w:rStyle w:val="VerbatimChar"/>
+        </w:rPr>
+        <w:t xml:space="preserve">&lt;div class="ticker" hidden&gt;</w:t>
+      </w:r>
+      <w:r>
+        <w:t xml:space="preserve"> </w:t>
+      </w:r>
+      <w:r>
+        <w:t xml:space="preserve">where</w:t>
+      </w:r>
+      <w:r>
+        <w:t xml:space="preserve"> </w:t>
+      </w:r>
+      <w:r>
+        <w:rPr>
+          <w:rStyle w:val="VerbatimChar"/>
+        </w:rPr>
+        <w:t xml:space="preserve">.ticker { display: flex }</w:t>
+      </w:r>
+      <w:r>
+        <w:t xml:space="preserve"> </w:t>
+      </w:r>
+      <w:r>
+        <w:t xml:space="preserve">stays on screen — the dismiss button appears to do nothing, and an</w:t>
+      </w:r>
+      <w:r>
+        <w:t xml:space="preserve"> </w:t>
+      </w:r>
+      <w:r>
+        <w:t xml:space="preserve">empty banner renders as a bar of whitespace. Add</w:t>
+      </w:r>
+      <w:r>
+        <w:t xml:space="preserve"> </w:t>
+      </w:r>
+      <w:r>
+        <w:rPr>
+          <w:rStyle w:val="VerbatimChar"/>
+        </w:rPr>
+        <w:t xml:space="preserve">[hidden] { display: none !important; }</w:t>
+      </w:r>
+      <w:r>
+        <w:t xml:space="preserve"> </w:t>
+      </w:r>
+      <w:r>
+        <w:t xml:space="preserve">once, globally. This is the case that keyword exists for.</w:t>
+      </w:r>
+    </w:p>
+    <w:p>
+      <w:pPr>
+        <w:numPr>
+          <w:ilvl w:val="0"/>
+          <w:numId w:val="1043"/>
+        </w:numPr>
+        <w:pStyle w:val="Compact"/>
+      </w:pPr>
+      <w:r>
+        <w:rPr>
+          <w:bCs/>
+          <w:b/>
+        </w:rPr>
+        <w:t xml:space="preserve">Pause-on-</w:t>
+      </w:r>
+      <w:r>
+        <w:rPr>
+          <w:rStyle w:val="VerbatimChar"/>
+          <w:bCs/>
+          <w:b/>
+        </w:rPr>
+        <w:t xml:space="preserve">:focus-within</w:t>
+      </w:r>
+      <w:r>
+        <w:rPr>
+          <w:bCs/>
+          <w:b/>
+        </w:rPr>
+        <w:t xml:space="preserve"> </w:t>
+      </w:r>
+      <w:r>
+        <w:rPr>
+          <w:bCs/>
+          <w:b/>
+        </w:rPr>
+        <w:t xml:space="preserve">scoped to the whole ticker breaks the Play button.</w:t>
+      </w:r>
+      <w:r>
+        <w:t xml:space="preserve"> </w:t>
+      </w:r>
+      <w:r>
+        <w:t xml:space="preserve">Clicking Play</w:t>
+      </w:r>
+      <w:r>
+        <w:t xml:space="preserve"> </w:t>
+      </w:r>
+      <w:r>
+        <w:t xml:space="preserve">leaves focus on the button, which is inside the ticker, so it stays paused until the reader</w:t>
+      </w:r>
+      <w:r>
+        <w:t xml:space="preserve"> </w:t>
+      </w:r>
+      <w:r>
+        <w:t xml:space="preserve">clicks elsewhere. Scope the focus rule to the scrolling viewport, not the container.</w:t>
+      </w:r>
+    </w:p>
+    <w:p>
+      <w:pPr>
+        <w:numPr>
+          <w:ilvl w:val="0"/>
+          <w:numId w:val="1043"/>
+        </w:numPr>
+        <w:pStyle w:val="Compact"/>
+      </w:pPr>
+      <w:r>
+        <w:rPr>
+          <w:bCs/>
+          <w:b/>
+        </w:rPr>
+        <w:t xml:space="preserve">Markers swallow map clicks.</w:t>
+      </w:r>
+      <w:r>
+        <w:t xml:space="preserve"> </w:t>
+      </w:r>
+      <w:r>
+        <w:t xml:space="preserve">With a measure or radius tool armed, a click that lands on a</w:t>
+      </w:r>
+      <w:r>
+        <w:t xml:space="preserve"> </w:t>
+      </w:r>
+      <w:r>
+        <w:t xml:space="preserve">pin or a cluster never reaches the map — and in eastern Loudoun most of the map is pins. Set</w:t>
+      </w:r>
+      <w:r>
+        <w:t xml:space="preserve"> </w:t>
+      </w:r>
+      <w:r>
+        <w:rPr>
+          <w:rStyle w:val="VerbatimChar"/>
+        </w:rPr>
+        <w:t xml:space="preserve">pointer-events: none</w:t>
+      </w:r>
+      <w:r>
+        <w:t xml:space="preserve"> </w:t>
+      </w:r>
+      <w:r>
+        <w:t xml:space="preserve">on the marker and overlay panes while a tool is active.</w:t>
+      </w:r>
+    </w:p>
+    <w:p>
+      <w:pPr>
+        <w:numPr>
+          <w:ilvl w:val="0"/>
+          <w:numId w:val="1043"/>
+        </w:numPr>
+        <w:pStyle w:val="Compact"/>
+      </w:pPr>
+      <w:r>
+        <w:rPr>
+          <w:bCs/>
+          <w:b/>
+        </w:rPr>
+        <w:t xml:space="preserve">A live region that collapses when empty shifts the layout every time it speaks.</w:t>
+      </w:r>
+      <w:r>
+        <w:t xml:space="preserve"> </w:t>
+      </w:r>
+      <w:r>
+        <w:t xml:space="preserve">Give the</w:t>
+      </w:r>
+      <w:r>
+        <w:t xml:space="preserve"> </w:t>
+      </w:r>
+      <w:r>
+        <w:t xml:space="preserve">measure/radius readout a</w:t>
+      </w:r>
+      <w:r>
+        <w:t xml:space="preserve"> </w:t>
+      </w:r>
+      <w:r>
+        <w:rPr>
+          <w:rStyle w:val="VerbatimChar"/>
+        </w:rPr>
+        <w:t xml:space="preserve">min-height</w:t>
+      </w:r>
+      <w:r>
+        <w:t xml:space="preserve"> </w:t>
+      </w:r>
+      <w:r>
+        <w:t xml:space="preserve">of about one line.</w:t>
       </w:r>
     </w:p>
     <w:p>
